--- a/public/assets/files/stacjonarne/PSEM.docx
+++ b/public/assets/files/stacjonarne/PSEM.docx
@@ -523,6 +523,7 @@
                 <w:i w:val="0"/>
                 <w:sz w:val="22"/>
               </w:rPr>
+              <w:t>I</w:t>
             </w:r>
           </w:p>
         </w:tc>
@@ -560,6 +561,7 @@
                 <w:i w:val="0"/>
                 <w:sz w:val="22"/>
               </w:rPr>
+              <w:t>obligatoryjny</w:t>
             </w:r>
           </w:p>
         </w:tc>

--- a/public/assets/files/stacjonarne/PSEM.docx
+++ b/public/assets/files/stacjonarne/PSEM.docx
@@ -681,12 +681,22 @@
         <w:tblW w:w="5000" w:type="pct"/>
       </w:tblPr>
       <w:tblGrid>
-        <w:gridCol w:w="9972"/>
+        <w:gridCol w:w="997"/>
+        <w:gridCol w:w="997"/>
+        <w:gridCol w:w="997"/>
+        <w:gridCol w:w="997"/>
+        <w:gridCol w:w="997"/>
+        <w:gridCol w:w="997"/>
+        <w:gridCol w:w="997"/>
+        <w:gridCol w:w="997"/>
+        <w:gridCol w:w="997"/>
+        <w:gridCol w:w="997"/>
       </w:tblGrid>
       <w:tr>
         <w:tc>
           <w:tcPr>
-            <w:tcW w:type="dxa" w:w="9972"/>
+            <w:tcW w:type="dxa" w:w="9970"/>
+            <w:gridSpan w:val="10"/>
             <w:shd w:val="clear" w:color="auto" w:fill="D9D9D9"/>
           </w:tcPr>
           <w:p>
@@ -705,31 +715,34 @@
           </w:p>
         </w:tc>
       </w:tr>
-    </w:tbl>
-    <w:tbl>
-      <w:tblPr>
-        <w:tblW w:type="auto" w:w="0"/>
-        <w:tblLook w:firstColumn="1" w:firstRow="1" w:lastColumn="0" w:lastRow="0" w:noHBand="0" w:noVBand="1" w:val="04A0"/>
-        <w:tblBorders>
-          <w:top w:val="single" w:sz="4" w:space="0" w:color="000000"/>
-          <w:left w:val="single" w:sz="4" w:space="0" w:color="000000"/>
-          <w:bottom w:val="single" w:sz="4" w:space="0" w:color="000000"/>
-          <w:right w:val="single" w:sz="4" w:space="0" w:color="000000"/>
-          <w:insideH w:val="single" w:sz="4" w:space="0" w:color="000000"/>
-          <w:insideV w:val="single" w:sz="4" w:space="0" w:color="000000"/>
-        </w:tblBorders>
-        <w:tblW w:w="5000" w:type="pct"/>
-      </w:tblPr>
-      <w:tblGrid>
-        <w:gridCol w:w="2493"/>
-        <w:gridCol w:w="2493"/>
-        <w:gridCol w:w="2493"/>
-        <w:gridCol w:w="2493"/>
-      </w:tblGrid>
       <w:tr>
         <w:tc>
           <w:tcPr>
-            <w:tcW w:type="dxa" w:w="2493"/>
+            <w:tcW w:type="dxa" w:w="9970"/>
+            <w:gridSpan w:val="10"/>
+            <w:shd w:val="clear" w:color="auto" w:fill="D9D9D9"/>
+          </w:tcPr>
+          <w:p>
+            <w:pPr>
+              <w:spacing w:before="20" w:after="20"/>
+            </w:pPr>
+            <w:r>
+              <w:rPr>
+                <w:rFonts w:ascii="Aptos" w:hAnsi="Aptos"/>
+                <w:b w:val="0"/>
+                <w:i w:val="0"/>
+                <w:sz w:val="16"/>
+              </w:rPr>
+              <w:t>Wymiar godzinowy (liczba godzin w semestrze)</w:t>
+            </w:r>
+          </w:p>
+        </w:tc>
+      </w:tr>
+      <w:tr>
+        <w:tc>
+          <w:tcPr>
+            <w:tcW w:type="dxa" w:w="1994"/>
+            <w:gridSpan w:val="2"/>
             <w:shd w:val="clear" w:color="auto" w:fill="D9D9D9"/>
           </w:tcPr>
           <w:p>
@@ -749,7 +762,8 @@
         </w:tc>
         <w:tc>
           <w:tcPr>
-            <w:tcW w:type="dxa" w:w="2493"/>
+            <w:tcW w:type="dxa" w:w="2991"/>
+            <w:gridSpan w:val="3"/>
             <w:shd w:val="clear" w:color="auto" w:fill="D9D9D9"/>
           </w:tcPr>
           <w:p>
@@ -769,7 +783,8 @@
         </w:tc>
         <w:tc>
           <w:tcPr>
-            <w:tcW w:type="dxa" w:w="2493"/>
+            <w:tcW w:type="dxa" w:w="2991"/>
+            <w:gridSpan w:val="3"/>
             <w:shd w:val="clear" w:color="auto" w:fill="D9D9D9"/>
           </w:tcPr>
           <w:p>
@@ -789,7 +804,8 @@
         </w:tc>
         <w:tc>
           <w:tcPr>
-            <w:tcW w:type="dxa" w:w="2493"/>
+            <w:tcW w:type="dxa" w:w="1994"/>
+            <w:gridSpan w:val="2"/>
             <w:shd w:val="clear" w:color="auto" w:fill="D9D9D9"/>
           </w:tcPr>
           <w:p>
@@ -811,7 +827,8 @@
       <w:tr>
         <w:tc>
           <w:tcPr>
-            <w:tcW w:type="dxa" w:w="2493"/>
+            <w:tcW w:type="dxa" w:w="1994"/>
+            <w:gridSpan w:val="2"/>
           </w:tcPr>
           <w:p>
             <w:pPr>
@@ -830,7 +847,8 @@
         </w:tc>
         <w:tc>
           <w:tcPr>
-            <w:tcW w:type="dxa" w:w="2493"/>
+            <w:tcW w:type="dxa" w:w="2991"/>
+            <w:gridSpan w:val="3"/>
           </w:tcPr>
           <w:p>
             <w:pPr>
@@ -849,7 +867,8 @@
         </w:tc>
         <w:tc>
           <w:tcPr>
-            <w:tcW w:type="dxa" w:w="2493"/>
+            <w:tcW w:type="dxa" w:w="2991"/>
+            <w:gridSpan w:val="3"/>
           </w:tcPr>
           <w:p>
             <w:pPr>
@@ -868,7 +887,8 @@
         </w:tc>
         <w:tc>
           <w:tcPr>
-            <w:tcW w:type="dxa" w:w="2493"/>
+            <w:tcW w:type="dxa" w:w="1994"/>
+            <w:gridSpan w:val="2"/>
           </w:tcPr>
           <w:p>
             <w:pPr>
@@ -886,30 +906,34 @@
           </w:p>
         </w:tc>
       </w:tr>
-    </w:tbl>
-    <w:tbl>
-      <w:tblPr>
-        <w:tblW w:type="auto" w:w="0"/>
-        <w:tblLook w:firstColumn="1" w:firstRow="1" w:lastColumn="0" w:lastRow="0" w:noHBand="0" w:noVBand="1" w:val="04A0"/>
-        <w:tblBorders>
-          <w:top w:val="single" w:sz="4" w:space="0" w:color="000000"/>
-          <w:left w:val="single" w:sz="4" w:space="0" w:color="000000"/>
-          <w:bottom w:val="single" w:sz="4" w:space="0" w:color="000000"/>
-          <w:right w:val="single" w:sz="4" w:space="0" w:color="000000"/>
-          <w:insideH w:val="single" w:sz="4" w:space="0" w:color="000000"/>
-          <w:insideV w:val="single" w:sz="4" w:space="0" w:color="000000"/>
-        </w:tblBorders>
-        <w:tblW w:w="5000" w:type="pct"/>
-      </w:tblPr>
-      <w:tblGrid>
-        <w:gridCol w:w="3324"/>
-        <w:gridCol w:w="3324"/>
-        <w:gridCol w:w="3324"/>
-      </w:tblGrid>
       <w:tr>
         <w:tc>
           <w:tcPr>
-            <w:tcW w:type="dxa" w:w="3324"/>
+            <w:tcW w:type="dxa" w:w="9970"/>
+            <w:gridSpan w:val="10"/>
+            <w:shd w:val="clear" w:color="auto" w:fill="D9D9D9"/>
+          </w:tcPr>
+          <w:p>
+            <w:pPr>
+              <w:spacing w:before="20" w:after="20"/>
+            </w:pPr>
+            <w:r>
+              <w:rPr>
+                <w:rFonts w:ascii="Aptos" w:hAnsi="Aptos"/>
+                <w:b/>
+                <w:i w:val="0"/>
+                <w:sz w:val="22"/>
+              </w:rPr>
+              <w:t>Bilans ECTS</w:t>
+            </w:r>
+          </w:p>
+        </w:tc>
+      </w:tr>
+      <w:tr>
+        <w:tc>
+          <w:tcPr>
+            <w:tcW w:type="dxa" w:w="4985"/>
+            <w:gridSpan w:val="5"/>
             <w:shd w:val="clear" w:color="auto" w:fill="D9D9D9"/>
           </w:tcPr>
           <w:p>
@@ -929,7 +953,8 @@
         </w:tc>
         <w:tc>
           <w:tcPr>
-            <w:tcW w:type="dxa" w:w="3324"/>
+            <w:tcW w:type="dxa" w:w="2991"/>
+            <w:gridSpan w:val="3"/>
             <w:shd w:val="clear" w:color="auto" w:fill="D9D9D9"/>
           </w:tcPr>
           <w:p>
@@ -949,7 +974,8 @@
         </w:tc>
         <w:tc>
           <w:tcPr>
-            <w:tcW w:type="dxa" w:w="3324"/>
+            <w:tcW w:type="dxa" w:w="1994"/>
+            <w:gridSpan w:val="2"/>
             <w:shd w:val="clear" w:color="auto" w:fill="D9D9D9"/>
           </w:tcPr>
           <w:p>
@@ -971,7 +997,8 @@
       <w:tr>
         <w:tc>
           <w:tcPr>
-            <w:tcW w:type="dxa" w:w="3324"/>
+            <w:tcW w:type="dxa" w:w="4985"/>
+            <w:gridSpan w:val="5"/>
           </w:tcPr>
           <w:p>
             <w:pPr>
@@ -990,7 +1017,8 @@
         </w:tc>
         <w:tc>
           <w:tcPr>
-            <w:tcW w:type="dxa" w:w="3324"/>
+            <w:tcW w:type="dxa" w:w="2991"/>
+            <w:gridSpan w:val="3"/>
           </w:tcPr>
           <w:p>
             <w:pPr>
@@ -1009,7 +1037,8 @@
         </w:tc>
         <w:tc>
           <w:tcPr>
-            <w:tcW w:type="dxa" w:w="3324"/>
+            <w:tcW w:type="dxa" w:w="1994"/>
+            <w:gridSpan w:val="2"/>
           </w:tcPr>
           <w:p>
             <w:pPr>
@@ -1030,7 +1059,8 @@
       <w:tr>
         <w:tc>
           <w:tcPr>
-            <w:tcW w:type="dxa" w:w="3324"/>
+            <w:tcW w:type="dxa" w:w="4985"/>
+            <w:gridSpan w:val="5"/>
           </w:tcPr>
           <w:p>
             <w:pPr>
@@ -1049,7 +1079,8 @@
         </w:tc>
         <w:tc>
           <w:tcPr>
-            <w:tcW w:type="dxa" w:w="3324"/>
+            <w:tcW w:type="dxa" w:w="2991"/>
+            <w:gridSpan w:val="3"/>
           </w:tcPr>
           <w:p>
             <w:pPr>
@@ -1068,7 +1099,8 @@
         </w:tc>
         <w:tc>
           <w:tcPr>
-            <w:tcW w:type="dxa" w:w="3324"/>
+            <w:tcW w:type="dxa" w:w="1994"/>
+            <w:gridSpan w:val="2"/>
           </w:tcPr>
           <w:p>
             <w:pPr>
@@ -1089,7 +1121,29 @@
       <w:tr>
         <w:tc>
           <w:tcPr>
-            <w:tcW w:type="dxa" w:w="3324"/>
+            <w:tcW w:type="dxa" w:w="4985"/>
+            <w:gridSpan w:val="5"/>
+            <w:shd w:val="clear" w:color="auto" w:fill="D9D9D9"/>
+          </w:tcPr>
+          <w:p>
+            <w:pPr>
+              <w:spacing w:before="20" w:after="20"/>
+            </w:pPr>
+            <w:r>
+              <w:rPr>
+                <w:rFonts w:ascii="Aptos" w:hAnsi="Aptos"/>
+                <w:b/>
+                <w:i w:val="0"/>
+                <w:sz w:val="16"/>
+              </w:rPr>
+              <w:t>Opis samodzielnej pracy studenta</w:t>
+            </w:r>
+          </w:p>
+        </w:tc>
+        <w:tc>
+          <w:tcPr>
+            <w:tcW w:type="dxa" w:w="4985"/>
+            <w:gridSpan w:val="5"/>
           </w:tcPr>
           <w:p>
             <w:pPr>
@@ -1102,45 +1156,7 @@
                 <w:i w:val="0"/>
                 <w:sz w:val="22"/>
               </w:rPr>
-              <w:t>Suma</w:t>
-            </w:r>
-          </w:p>
-        </w:tc>
-        <w:tc>
-          <w:tcPr>
-            <w:tcW w:type="dxa" w:w="3324"/>
-          </w:tcPr>
-          <w:p>
-            <w:pPr>
-              <w:spacing w:before="20" w:after="20"/>
-            </w:pPr>
-            <w:r>
-              <w:rPr>
-                <w:rFonts w:ascii="Aptos" w:hAnsi="Aptos"/>
-                <w:b w:val="0"/>
-                <w:i w:val="0"/>
-                <w:sz w:val="22"/>
-              </w:rPr>
-              <w:t>75</w:t>
-            </w:r>
-          </w:p>
-        </w:tc>
-        <w:tc>
-          <w:tcPr>
-            <w:tcW w:type="dxa" w:w="3324"/>
-          </w:tcPr>
-          <w:p>
-            <w:pPr>
-              <w:spacing w:before="20" w:after="20"/>
-            </w:pPr>
-            <w:r>
-              <w:rPr>
-                <w:rFonts w:ascii="Aptos" w:hAnsi="Aptos"/>
-                <w:b w:val="0"/>
-                <w:i w:val="0"/>
-                <w:sz w:val="22"/>
-              </w:rPr>
-              <w:t>3</w:t>
+              <w:t>Przygotowanie konspektu pracy dyplomowej; realizacja kolejnych zadań wspomagających pracę dyplomową; przygotowanie dwóch prezentacji seminaryjnych; konsultacje z promotorem.</w:t>
             </w:r>
           </w:p>
         </w:tc>
@@ -1251,7 +1267,58 @@
           <w:tcPr>
             <w:tcW w:type="dxa" w:w="9972"/>
           </w:tcPr>
-          <w:p/>
+          <w:p>
+            <w:pPr>
+              <w:spacing w:before="20" w:after="20"/>
+            </w:pPr>
+            <w:r>
+              <w:rPr>
+                <w:rFonts w:ascii="Aptos" w:hAnsi="Aptos"/>
+                <w:b/>
+                <w:sz w:val="22"/>
+              </w:rPr>
+              <w:t>Ćwiczenia / Laboratorium:</w:t>
+            </w:r>
+          </w:p>
+          <w:p>
+            <w:pPr>
+              <w:spacing w:before="20" w:after="20"/>
+            </w:pPr>
+            <w:r>
+              <w:rPr>
+                <w:rFonts w:ascii="Aptos" w:hAnsi="Aptos"/>
+                <w:b w:val="0"/>
+                <w:sz w:val="22"/>
+              </w:rPr>
+              <w:t>• metoda projektów (projekt praktyczny)</w:t>
+            </w:r>
+          </w:p>
+          <w:p>
+            <w:pPr>
+              <w:spacing w:before="20" w:after="20"/>
+            </w:pPr>
+            <w:r>
+              <w:rPr>
+                <w:rFonts w:ascii="Aptos" w:hAnsi="Aptos"/>
+                <w:b w:val="0"/>
+                <w:sz w:val="22"/>
+              </w:rPr>
+              <w:t>• praca w grupach</w:t>
+            </w:r>
+          </w:p>
+          <w:p>
+            <w:pPr>
+              <w:spacing w:before="20" w:after="20"/>
+            </w:pPr>
+            <w:r>
+              <w:rPr>
+                <w:rFonts w:ascii="Aptos" w:hAnsi="Aptos"/>
+                <w:b w:val="0"/>
+                <w:sz w:val="22"/>
+              </w:rPr>
+              <w:t>• dyskusja</w:t>
+            </w:r>
+          </w:p>
         </w:tc>
       </w:tr>
     </w:tbl>
@@ -1500,105 +1567,10 @@
             <w:r>
               <w:rPr>
                 <w:rFonts w:ascii="Aptos" w:hAnsi="Aptos"/>
+                <w:b w:val="0"/>
+                <w:i w:val="0"/>
                 <w:sz w:val="22"/>
               </w:rPr>
-              <w:t>1. Nie dotyczy</w:t>
-            </w:r>
-          </w:p>
-          <w:p>
-            <w:pPr>
-              <w:spacing w:before="20" w:after="20"/>
-            </w:pPr>
-            <w:r>
-              <w:rPr>
-                <w:rFonts w:ascii="Aptos" w:hAnsi="Aptos"/>
-                <w:sz w:val="22"/>
-              </w:rPr>
-              <w:t>2. Seminarium:</w:t>
-            </w:r>
-          </w:p>
-          <w:p>
-            <w:pPr>
-              <w:spacing w:before="20" w:after="20"/>
-            </w:pPr>
-            <w:r>
-              <w:rPr>
-                <w:rFonts w:ascii="Aptos" w:hAnsi="Aptos"/>
-                <w:sz w:val="22"/>
-              </w:rPr>
-              <w:t>3. seminaryjna prezentacja i dyskusja rozwiązań projektu</w:t>
-            </w:r>
-          </w:p>
-          <w:p>
-            <w:pPr>
-              <w:spacing w:before="20" w:after="20"/>
-            </w:pPr>
-            <w:r>
-              <w:rPr>
-                <w:rFonts w:ascii="Aptos" w:hAnsi="Aptos"/>
-                <w:sz w:val="22"/>
-              </w:rPr>
-              <w:t>4. realizacja kolejnych zadań wspomaga-jących przygotowanie pracy dyplomo-wej, poprzedzanych omówieniem przez prowadzącego zajęcia</w:t>
-            </w:r>
-          </w:p>
-          <w:p>
-            <w:pPr>
-              <w:spacing w:before="20" w:after="20"/>
-            </w:pPr>
-            <w:r>
-              <w:rPr>
-                <w:rFonts w:ascii="Aptos" w:hAnsi="Aptos"/>
-                <w:sz w:val="22"/>
-              </w:rPr>
-              <w:t>5. praca w 2-3 osobowych grupach, pokrywających się z zespołami projektu dyplomowego i w ścisłym kontakcie z promotorami prac dyplomowych</w:t>
-            </w:r>
-          </w:p>
-          <w:p>
-            <w:pPr>
-              <w:spacing w:before="20" w:after="20"/>
-            </w:pPr>
-            <w:r>
-              <w:rPr>
-                <w:rFonts w:ascii="Aptos" w:hAnsi="Aptos"/>
-                <w:sz w:val="22"/>
-              </w:rPr>
-              <w:t>6. Nie dotyczy</w:t>
-            </w:r>
-          </w:p>
-          <w:p>
-            <w:pPr>
-              <w:spacing w:before="20" w:after="20"/>
-            </w:pPr>
-            <w:r>
-              <w:rPr>
-                <w:rFonts w:ascii="Aptos" w:hAnsi="Aptos"/>
-                <w:sz w:val="22"/>
-              </w:rPr>
-              <w:t>7. Kryteria oceny</w:t>
-            </w:r>
-          </w:p>
-          <w:p>
-            <w:pPr>
-              <w:spacing w:before="20" w:after="20"/>
-            </w:pPr>
-            <w:r>
-              <w:rPr>
-                <w:rFonts w:ascii="Aptos" w:hAnsi="Aptos"/>
-                <w:sz w:val="22"/>
-              </w:rPr>
-              <w:t>8. ocena na podstawie dwu prezentacji i dyskusji pracy dyplomowej, opracowanego konspektu oraz dokumentacji pracy, a także obecności i aktywności na zajęciach</w:t>
-            </w:r>
-          </w:p>
-          <w:p>
-            <w:pPr>
-              <w:spacing w:before="20" w:after="20"/>
-            </w:pPr>
-            <w:r>
-              <w:rPr>
-                <w:rFonts w:ascii="Aptos" w:hAnsi="Aptos"/>
-                <w:sz w:val="22"/>
-              </w:rPr>
-              <w:t>9. brak</w:t>
             </w:r>
           </w:p>
         </w:tc>
@@ -1615,7 +1587,7 @@
                 <w:rFonts w:ascii="Aptos" w:hAnsi="Aptos"/>
                 <w:sz w:val="22"/>
               </w:rPr>
-              <w:t>1. Nie dotyczy</w:t>
+              <w:t>1. prezentacja samodzielnej pracy semestralnej</w:t>
             </w:r>
           </w:p>
           <w:p>
@@ -1627,91 +1599,7 @@
                 <w:rFonts w:ascii="Aptos" w:hAnsi="Aptos"/>
                 <w:sz w:val="22"/>
               </w:rPr>
-              <w:t>2. Seminarium:</w:t>
-            </w:r>
-          </w:p>
-          <w:p>
-            <w:pPr>
-              <w:spacing w:before="20" w:after="20"/>
-            </w:pPr>
-            <w:r>
-              <w:rPr>
-                <w:rFonts w:ascii="Aptos" w:hAnsi="Aptos"/>
-                <w:sz w:val="22"/>
-              </w:rPr>
-              <w:t>3. seminaryjna prezentacja i dyskusja rozwiązań projektu</w:t>
-            </w:r>
-          </w:p>
-          <w:p>
-            <w:pPr>
-              <w:spacing w:before="20" w:after="20"/>
-            </w:pPr>
-            <w:r>
-              <w:rPr>
-                <w:rFonts w:ascii="Aptos" w:hAnsi="Aptos"/>
-                <w:sz w:val="22"/>
-              </w:rPr>
-              <w:t>4. realizacja kolejnych zadań wspomaga-jących przygotowanie pracy dyplomo-wej, poprzedzanych omówieniem przez prowadzącego zajęcia</w:t>
-            </w:r>
-          </w:p>
-          <w:p>
-            <w:pPr>
-              <w:spacing w:before="20" w:after="20"/>
-            </w:pPr>
-            <w:r>
-              <w:rPr>
-                <w:rFonts w:ascii="Aptos" w:hAnsi="Aptos"/>
-                <w:sz w:val="22"/>
-              </w:rPr>
-              <w:t>5. praca w 2-3 osobowych grupach, pokrywających się z zespołami projektu dyplomowego i w ścisłym kontakcie z promotorami prac dyplomowych</w:t>
-            </w:r>
-          </w:p>
-          <w:p>
-            <w:pPr>
-              <w:spacing w:before="20" w:after="20"/>
-            </w:pPr>
-            <w:r>
-              <w:rPr>
-                <w:rFonts w:ascii="Aptos" w:hAnsi="Aptos"/>
-                <w:sz w:val="22"/>
-              </w:rPr>
-              <w:t>6. Nie dotyczy</w:t>
-            </w:r>
-          </w:p>
-          <w:p>
-            <w:pPr>
-              <w:spacing w:before="20" w:after="20"/>
-            </w:pPr>
-            <w:r>
-              <w:rPr>
-                <w:rFonts w:ascii="Aptos" w:hAnsi="Aptos"/>
-                <w:sz w:val="22"/>
-              </w:rPr>
-              <w:t>7. Kryteria oceny</w:t>
-            </w:r>
-          </w:p>
-          <w:p>
-            <w:pPr>
-              <w:spacing w:before="20" w:after="20"/>
-            </w:pPr>
-            <w:r>
-              <w:rPr>
-                <w:rFonts w:ascii="Aptos" w:hAnsi="Aptos"/>
-                <w:sz w:val="22"/>
-              </w:rPr>
-              <w:t>8. ocena na podstawie dwu prezentacji i dyskusji pracy dyplomowej, opracowanego konspektu oraz dokumentacji pracy, a także obecności i aktywności na zajęciach</w:t>
-            </w:r>
-          </w:p>
-          <w:p>
-            <w:pPr>
-              <w:spacing w:before="20" w:after="20"/>
-            </w:pPr>
-            <w:r>
-              <w:rPr>
-                <w:rFonts w:ascii="Aptos" w:hAnsi="Aptos"/>
-                <w:sz w:val="22"/>
-              </w:rPr>
-              <w:t>9. brak</w:t>
+              <w:t>2. ocena sporządzonego dokumentu</w:t>
             </w:r>
           </w:p>
         </w:tc>
@@ -2034,14 +1922,14 @@
         <w:tblW w:w="5000" w:type="pct"/>
       </w:tblPr>
       <w:tblGrid>
-        <w:gridCol w:w="3324"/>
-        <w:gridCol w:w="3324"/>
-        <w:gridCol w:w="3324"/>
+        <w:gridCol w:w="680"/>
+        <w:gridCol w:w="4536"/>
+        <w:gridCol w:w="4252"/>
       </w:tblGrid>
       <w:tr>
         <w:tc>
           <w:tcPr>
-            <w:tcW w:type="dxa" w:w="9972"/>
+            <w:tcW w:type="dxa" w:w="9468"/>
             <w:gridSpan w:val="3"/>
             <w:shd w:val="clear" w:color="auto" w:fill="D9D9D9"/>
           </w:tcPr>
@@ -2064,7 +1952,7 @@
       <w:tr>
         <w:tc>
           <w:tcPr>
-            <w:tcW w:type="dxa" w:w="3324"/>
+            <w:tcW w:type="dxa" w:w="680"/>
             <w:shd w:val="clear" w:color="auto" w:fill="D9D9D9"/>
           </w:tcPr>
           <w:p>
@@ -2084,7 +1972,7 @@
         </w:tc>
         <w:tc>
           <w:tcPr>
-            <w:tcW w:type="dxa" w:w="3324"/>
+            <w:tcW w:type="dxa" w:w="4536"/>
             <w:shd w:val="clear" w:color="auto" w:fill="D9D9D9"/>
           </w:tcPr>
           <w:p>
@@ -2104,7 +1992,7 @@
         </w:tc>
         <w:tc>
           <w:tcPr>
-            <w:tcW w:type="dxa" w:w="3324"/>
+            <w:tcW w:type="dxa" w:w="4252"/>
             <w:shd w:val="clear" w:color="auto" w:fill="D9D9D9"/>
           </w:tcPr>
           <w:p>
@@ -2126,7 +2014,7 @@
       <w:tr>
         <w:tc>
           <w:tcPr>
-            <w:tcW w:type="dxa" w:w="3324"/>
+            <w:tcW w:type="dxa" w:w="680"/>
           </w:tcPr>
           <w:p>
             <w:pPr>
@@ -2145,7 +2033,7 @@
         </w:tc>
         <w:tc>
           <w:tcPr>
-            <w:tcW w:type="dxa" w:w="3324"/>
+            <w:tcW w:type="dxa" w:w="4536"/>
           </w:tcPr>
           <w:p>
             <w:pPr>
@@ -2164,7 +2052,7 @@
         </w:tc>
         <w:tc>
           <w:tcPr>
-            <w:tcW w:type="dxa" w:w="3324"/>
+            <w:tcW w:type="dxa" w:w="4252"/>
           </w:tcPr>
           <w:p>
             <w:pPr>
@@ -2184,7 +2072,7 @@
       <w:tr>
         <w:tc>
           <w:tcPr>
-            <w:tcW w:type="dxa" w:w="3324"/>
+            <w:tcW w:type="dxa" w:w="680"/>
           </w:tcPr>
           <w:p>
             <w:pPr>
@@ -2203,7 +2091,7 @@
         </w:tc>
         <w:tc>
           <w:tcPr>
-            <w:tcW w:type="dxa" w:w="3324"/>
+            <w:tcW w:type="dxa" w:w="4536"/>
           </w:tcPr>
           <w:p>
             <w:pPr>
@@ -2222,7 +2110,7 @@
         </w:tc>
         <w:tc>
           <w:tcPr>
-            <w:tcW w:type="dxa" w:w="3324"/>
+            <w:tcW w:type="dxa" w:w="4252"/>
           </w:tcPr>
           <w:p>
             <w:pPr>
@@ -2242,7 +2130,7 @@
       <w:tr>
         <w:tc>
           <w:tcPr>
-            <w:tcW w:type="dxa" w:w="3324"/>
+            <w:tcW w:type="dxa" w:w="680"/>
           </w:tcPr>
           <w:p>
             <w:pPr>
@@ -2261,7 +2149,7 @@
         </w:tc>
         <w:tc>
           <w:tcPr>
-            <w:tcW w:type="dxa" w:w="3324"/>
+            <w:tcW w:type="dxa" w:w="4536"/>
           </w:tcPr>
           <w:p>
             <w:pPr>
@@ -2280,7 +2168,7 @@
         </w:tc>
         <w:tc>
           <w:tcPr>
-            <w:tcW w:type="dxa" w:w="3324"/>
+            <w:tcW w:type="dxa" w:w="4252"/>
           </w:tcPr>
           <w:p>
             <w:pPr>
@@ -2300,7 +2188,7 @@
       <w:tr>
         <w:tc>
           <w:tcPr>
-            <w:tcW w:type="dxa" w:w="3324"/>
+            <w:tcW w:type="dxa" w:w="680"/>
           </w:tcPr>
           <w:p>
             <w:pPr>
@@ -2319,7 +2207,7 @@
         </w:tc>
         <w:tc>
           <w:tcPr>
-            <w:tcW w:type="dxa" w:w="3324"/>
+            <w:tcW w:type="dxa" w:w="4536"/>
           </w:tcPr>
           <w:p>
             <w:pPr>
@@ -2338,7 +2226,7 @@
         </w:tc>
         <w:tc>
           <w:tcPr>
-            <w:tcW w:type="dxa" w:w="3324"/>
+            <w:tcW w:type="dxa" w:w="4252"/>
           </w:tcPr>
           <w:p>
             <w:pPr>
@@ -2358,7 +2246,7 @@
       <w:tr>
         <w:tc>
           <w:tcPr>
-            <w:tcW w:type="dxa" w:w="3324"/>
+            <w:tcW w:type="dxa" w:w="680"/>
           </w:tcPr>
           <w:p>
             <w:pPr>
@@ -2377,7 +2265,7 @@
         </w:tc>
         <w:tc>
           <w:tcPr>
-            <w:tcW w:type="dxa" w:w="3324"/>
+            <w:tcW w:type="dxa" w:w="4536"/>
           </w:tcPr>
           <w:p>
             <w:pPr>
@@ -2396,7 +2284,7 @@
         </w:tc>
         <w:tc>
           <w:tcPr>
-            <w:tcW w:type="dxa" w:w="3324"/>
+            <w:tcW w:type="dxa" w:w="4252"/>
           </w:tcPr>
           <w:p>
             <w:pPr>
@@ -2416,7 +2304,7 @@
       <w:tr>
         <w:tc>
           <w:tcPr>
-            <w:tcW w:type="dxa" w:w="3324"/>
+            <w:tcW w:type="dxa" w:w="680"/>
           </w:tcPr>
           <w:p>
             <w:pPr>
@@ -2435,7 +2323,7 @@
         </w:tc>
         <w:tc>
           <w:tcPr>
-            <w:tcW w:type="dxa" w:w="3324"/>
+            <w:tcW w:type="dxa" w:w="4536"/>
           </w:tcPr>
           <w:p>
             <w:pPr>
@@ -2454,7 +2342,7 @@
         </w:tc>
         <w:tc>
           <w:tcPr>
-            <w:tcW w:type="dxa" w:w="3324"/>
+            <w:tcW w:type="dxa" w:w="4252"/>
           </w:tcPr>
           <w:p>
             <w:pPr>
@@ -2474,7 +2362,7 @@
       <w:tr>
         <w:tc>
           <w:tcPr>
-            <w:tcW w:type="dxa" w:w="3324"/>
+            <w:tcW w:type="dxa" w:w="680"/>
           </w:tcPr>
           <w:p>
             <w:pPr>
@@ -2493,7 +2381,7 @@
         </w:tc>
         <w:tc>
           <w:tcPr>
-            <w:tcW w:type="dxa" w:w="3324"/>
+            <w:tcW w:type="dxa" w:w="4536"/>
           </w:tcPr>
           <w:p>
             <w:pPr>
@@ -2512,7 +2400,7 @@
         </w:tc>
         <w:tc>
           <w:tcPr>
-            <w:tcW w:type="dxa" w:w="3324"/>
+            <w:tcW w:type="dxa" w:w="4252"/>
           </w:tcPr>
           <w:p>
             <w:pPr>
@@ -2532,7 +2420,7 @@
       <w:tr>
         <w:tc>
           <w:tcPr>
-            <w:tcW w:type="dxa" w:w="3324"/>
+            <w:tcW w:type="dxa" w:w="680"/>
           </w:tcPr>
           <w:p>
             <w:pPr>
@@ -2551,7 +2439,7 @@
         </w:tc>
         <w:tc>
           <w:tcPr>
-            <w:tcW w:type="dxa" w:w="3324"/>
+            <w:tcW w:type="dxa" w:w="4536"/>
           </w:tcPr>
           <w:p>
             <w:pPr>
@@ -2570,7 +2458,7 @@
         </w:tc>
         <w:tc>
           <w:tcPr>
-            <w:tcW w:type="dxa" w:w="3324"/>
+            <w:tcW w:type="dxa" w:w="4252"/>
           </w:tcPr>
           <w:p>
             <w:pPr>
@@ -2590,7 +2478,7 @@
       <w:tr>
         <w:tc>
           <w:tcPr>
-            <w:tcW w:type="dxa" w:w="3324"/>
+            <w:tcW w:type="dxa" w:w="680"/>
           </w:tcPr>
           <w:p>
             <w:pPr>
@@ -2609,7 +2497,7 @@
         </w:tc>
         <w:tc>
           <w:tcPr>
-            <w:tcW w:type="dxa" w:w="3324"/>
+            <w:tcW w:type="dxa" w:w="4536"/>
           </w:tcPr>
           <w:p>
             <w:pPr>
@@ -2628,7 +2516,7 @@
         </w:tc>
         <w:tc>
           <w:tcPr>
-            <w:tcW w:type="dxa" w:w="3324"/>
+            <w:tcW w:type="dxa" w:w="4252"/>
           </w:tcPr>
           <w:p>
             <w:pPr>
@@ -2648,7 +2536,7 @@
       <w:tr>
         <w:tc>
           <w:tcPr>
-            <w:tcW w:type="dxa" w:w="3324"/>
+            <w:tcW w:type="dxa" w:w="680"/>
           </w:tcPr>
           <w:p>
             <w:pPr>
@@ -2667,7 +2555,7 @@
         </w:tc>
         <w:tc>
           <w:tcPr>
-            <w:tcW w:type="dxa" w:w="3324"/>
+            <w:tcW w:type="dxa" w:w="4536"/>
           </w:tcPr>
           <w:p>
             <w:pPr>
@@ -2686,7 +2574,7 @@
         </w:tc>
         <w:tc>
           <w:tcPr>
-            <w:tcW w:type="dxa" w:w="3324"/>
+            <w:tcW w:type="dxa" w:w="4252"/>
           </w:tcPr>
           <w:p>
             <w:pPr>
@@ -2706,7 +2594,7 @@
       <w:tr>
         <w:tc>
           <w:tcPr>
-            <w:tcW w:type="dxa" w:w="3324"/>
+            <w:tcW w:type="dxa" w:w="680"/>
           </w:tcPr>
           <w:p>
             <w:pPr>
@@ -2725,7 +2613,7 @@
         </w:tc>
         <w:tc>
           <w:tcPr>
-            <w:tcW w:type="dxa" w:w="3324"/>
+            <w:tcW w:type="dxa" w:w="4536"/>
           </w:tcPr>
           <w:p>
             <w:pPr>
@@ -2744,7 +2632,7 @@
         </w:tc>
         <w:tc>
           <w:tcPr>
-            <w:tcW w:type="dxa" w:w="3324"/>
+            <w:tcW w:type="dxa" w:w="4252"/>
           </w:tcPr>
           <w:p>
             <w:pPr>
@@ -2764,7 +2652,7 @@
       <w:tr>
         <w:tc>
           <w:tcPr>
-            <w:tcW w:type="dxa" w:w="3324"/>
+            <w:tcW w:type="dxa" w:w="680"/>
           </w:tcPr>
           <w:p>
             <w:pPr>
@@ -2783,7 +2671,7 @@
         </w:tc>
         <w:tc>
           <w:tcPr>
-            <w:tcW w:type="dxa" w:w="3324"/>
+            <w:tcW w:type="dxa" w:w="4536"/>
           </w:tcPr>
           <w:p>
             <w:pPr>
@@ -2802,7 +2690,7 @@
         </w:tc>
         <w:tc>
           <w:tcPr>
-            <w:tcW w:type="dxa" w:w="3324"/>
+            <w:tcW w:type="dxa" w:w="4252"/>
           </w:tcPr>
           <w:p>
             <w:pPr>
@@ -2822,7 +2710,7 @@
       <w:tr>
         <w:tc>
           <w:tcPr>
-            <w:tcW w:type="dxa" w:w="3324"/>
+            <w:tcW w:type="dxa" w:w="680"/>
           </w:tcPr>
           <w:p>
             <w:pPr>
@@ -2841,7 +2729,7 @@
         </w:tc>
         <w:tc>
           <w:tcPr>
-            <w:tcW w:type="dxa" w:w="3324"/>
+            <w:tcW w:type="dxa" w:w="4536"/>
           </w:tcPr>
           <w:p>
             <w:pPr>
@@ -2860,7 +2748,7 @@
         </w:tc>
         <w:tc>
           <w:tcPr>
-            <w:tcW w:type="dxa" w:w="3324"/>
+            <w:tcW w:type="dxa" w:w="4252"/>
           </w:tcPr>
           <w:p>
             <w:pPr>
@@ -2880,7 +2768,7 @@
       <w:tr>
         <w:tc>
           <w:tcPr>
-            <w:tcW w:type="dxa" w:w="3324"/>
+            <w:tcW w:type="dxa" w:w="680"/>
           </w:tcPr>
           <w:p>
             <w:pPr>
@@ -2899,7 +2787,7 @@
         </w:tc>
         <w:tc>
           <w:tcPr>
-            <w:tcW w:type="dxa" w:w="3324"/>
+            <w:tcW w:type="dxa" w:w="4536"/>
           </w:tcPr>
           <w:p>
             <w:pPr>
@@ -2918,7 +2806,7 @@
         </w:tc>
         <w:tc>
           <w:tcPr>
-            <w:tcW w:type="dxa" w:w="3324"/>
+            <w:tcW w:type="dxa" w:w="4252"/>
           </w:tcPr>
           <w:p>
             <w:pPr>
@@ -2938,7 +2826,7 @@
       <w:tr>
         <w:tc>
           <w:tcPr>
-            <w:tcW w:type="dxa" w:w="3324"/>
+            <w:tcW w:type="dxa" w:w="680"/>
           </w:tcPr>
           <w:p>
             <w:pPr>
@@ -2957,7 +2845,7 @@
         </w:tc>
         <w:tc>
           <w:tcPr>
-            <w:tcW w:type="dxa" w:w="3324"/>
+            <w:tcW w:type="dxa" w:w="4536"/>
           </w:tcPr>
           <w:p>
             <w:pPr>
@@ -2976,7 +2864,7 @@
         </w:tc>
         <w:tc>
           <w:tcPr>
-            <w:tcW w:type="dxa" w:w="3324"/>
+            <w:tcW w:type="dxa" w:w="4252"/>
           </w:tcPr>
           <w:p>
             <w:pPr>
@@ -2996,7 +2884,7 @@
       <w:tr>
         <w:tc>
           <w:tcPr>
-            <w:tcW w:type="dxa" w:w="3324"/>
+            <w:tcW w:type="dxa" w:w="680"/>
           </w:tcPr>
           <w:p>
             <w:pPr>
@@ -3015,7 +2903,7 @@
         </w:tc>
         <w:tc>
           <w:tcPr>
-            <w:tcW w:type="dxa" w:w="3324"/>
+            <w:tcW w:type="dxa" w:w="4536"/>
           </w:tcPr>
           <w:p>
             <w:pPr>
@@ -3034,7 +2922,7 @@
         </w:tc>
         <w:tc>
           <w:tcPr>
-            <w:tcW w:type="dxa" w:w="3324"/>
+            <w:tcW w:type="dxa" w:w="4252"/>
           </w:tcPr>
           <w:p>
             <w:pPr>
@@ -3054,7 +2942,7 @@
       <w:tr>
         <w:tc>
           <w:tcPr>
-            <w:tcW w:type="dxa" w:w="3324"/>
+            <w:tcW w:type="dxa" w:w="680"/>
           </w:tcPr>
           <w:p>
             <w:pPr>
@@ -3073,7 +2961,7 @@
         </w:tc>
         <w:tc>
           <w:tcPr>
-            <w:tcW w:type="dxa" w:w="3324"/>
+            <w:tcW w:type="dxa" w:w="4536"/>
           </w:tcPr>
           <w:p>
             <w:pPr>
@@ -3092,7 +2980,7 @@
         </w:tc>
         <w:tc>
           <w:tcPr>
-            <w:tcW w:type="dxa" w:w="3324"/>
+            <w:tcW w:type="dxa" w:w="4252"/>
           </w:tcPr>
           <w:p>
             <w:pPr>
@@ -3473,6 +3361,7 @@
                 <w:i w:val="0"/>
                 <w:sz w:val="22"/>
               </w:rPr>
+              <w:t>prezentacja samodzielnej pracy semestralnej; ocena sporządzonego dokumentu</w:t>
             </w:r>
           </w:p>
         </w:tc>
@@ -3530,6 +3419,7 @@
                 <w:i w:val="0"/>
                 <w:sz w:val="22"/>
               </w:rPr>
+              <w:t>prezentacja samodzielnej pracy semestralnej; ocena sporządzonego dokumentu</w:t>
             </w:r>
           </w:p>
         </w:tc>
@@ -3587,6 +3477,7 @@
                 <w:i w:val="0"/>
                 <w:sz w:val="22"/>
               </w:rPr>
+              <w:t>prezentacja samodzielnej pracy semestralnej; ocena sporządzonego dokumentu</w:t>
             </w:r>
           </w:p>
         </w:tc>
@@ -3749,6 +3640,7 @@
                 <w:i w:val="0"/>
                 <w:sz w:val="22"/>
               </w:rPr>
+              <w:t>prezentacja samodzielnej pracy semestralnej; ocena sporządzonego dokumentu</w:t>
             </w:r>
           </w:p>
         </w:tc>
@@ -3806,6 +3698,7 @@
                 <w:i w:val="0"/>
                 <w:sz w:val="22"/>
               </w:rPr>
+              <w:t>prezentacja samodzielnej pracy semestralnej; ocena sporządzonego dokumentu</w:t>
             </w:r>
           </w:p>
         </w:tc>
@@ -3863,6 +3756,7 @@
                 <w:i w:val="0"/>
                 <w:sz w:val="22"/>
               </w:rPr>
+              <w:t>prezentacja samodzielnej pracy semestralnej; ocena sporządzonego dokumentu</w:t>
             </w:r>
           </w:p>
         </w:tc>
@@ -3920,6 +3814,7 @@
                 <w:i w:val="0"/>
                 <w:sz w:val="22"/>
               </w:rPr>
+              <w:t>prezentacja samodzielnej pracy semestralnej; ocena sporządzonego dokumentu</w:t>
             </w:r>
           </w:p>
         </w:tc>
@@ -3977,6 +3872,7 @@
                 <w:i w:val="0"/>
                 <w:sz w:val="22"/>
               </w:rPr>
+              <w:t>prezentacja samodzielnej pracy semestralnej; ocena sporządzonego dokumentu</w:t>
             </w:r>
           </w:p>
         </w:tc>
@@ -4034,6 +3930,7 @@
                 <w:i w:val="0"/>
                 <w:sz w:val="22"/>
               </w:rPr>
+              <w:t>prezentacja samodzielnej pracy semestralnej; ocena sporządzonego dokumentu</w:t>
             </w:r>
           </w:p>
         </w:tc>
@@ -4091,6 +3988,7 @@
                 <w:i w:val="0"/>
                 <w:sz w:val="22"/>
               </w:rPr>
+              <w:t>prezentacja samodzielnej pracy semestralnej; ocena sporządzonego dokumentu</w:t>
             </w:r>
           </w:p>
         </w:tc>
@@ -4148,6 +4046,7 @@
                 <w:i w:val="0"/>
                 <w:sz w:val="22"/>
               </w:rPr>
+              <w:t>prezentacja samodzielnej pracy semestralnej; ocena sporządzonego dokumentu</w:t>
             </w:r>
           </w:p>
         </w:tc>
@@ -4310,6 +4209,7 @@
                 <w:i w:val="0"/>
                 <w:sz w:val="22"/>
               </w:rPr>
+              <w:t>prezentacja samodzielnej pracy semestralnej; ocena sporządzonego dokumentu</w:t>
             </w:r>
           </w:p>
         </w:tc>
@@ -4367,6 +4267,7 @@
                 <w:i w:val="0"/>
                 <w:sz w:val="22"/>
               </w:rPr>
+              <w:t>prezentacja samodzielnej pracy semestralnej; ocena sporządzonego dokumentu</w:t>
             </w:r>
           </w:p>
         </w:tc>
@@ -4472,62 +4373,6 @@
                 <w:sz w:val="16"/>
               </w:rPr>
               <w:t>Wyposażenie specjalistyczne konieczne do realizacji przedmiotu</w:t>
-            </w:r>
-          </w:p>
-        </w:tc>
-      </w:tr>
-      <w:tr>
-        <w:tc>
-          <w:tcPr>
-            <w:tcW w:type="dxa" w:w="3324"/>
-          </w:tcPr>
-          <w:p>
-            <w:pPr>
-              <w:spacing w:before="20" w:after="20"/>
-            </w:pPr>
-            <w:r>
-              <w:rPr>
-                <w:rFonts w:ascii="Aptos" w:hAnsi="Aptos"/>
-                <w:b w:val="0"/>
-                <w:i w:val="0"/>
-                <w:sz w:val="22"/>
-              </w:rPr>
-            </w:r>
-          </w:p>
-        </w:tc>
-        <w:tc>
-          <w:tcPr>
-            <w:tcW w:type="dxa" w:w="3324"/>
-          </w:tcPr>
-          <w:p>
-            <w:pPr>
-              <w:spacing w:before="20" w:after="20"/>
-            </w:pPr>
-            <w:r>
-              <w:rPr>
-                <w:rFonts w:ascii="Aptos" w:hAnsi="Aptos"/>
-                <w:b w:val="0"/>
-                <w:i w:val="0"/>
-                <w:sz w:val="22"/>
-              </w:rPr>
-            </w:r>
-          </w:p>
-        </w:tc>
-        <w:tc>
-          <w:tcPr>
-            <w:tcW w:type="dxa" w:w="3324"/>
-          </w:tcPr>
-          <w:p>
-            <w:pPr>
-              <w:spacing w:before="20" w:after="20"/>
-            </w:pPr>
-            <w:r>
-              <w:rPr>
-                <w:rFonts w:ascii="Aptos" w:hAnsi="Aptos"/>
-                <w:b w:val="0"/>
-                <w:i w:val="0"/>
-                <w:sz w:val="22"/>
-              </w:rPr>
             </w:r>
           </w:p>
         </w:tc>

--- a/public/assets/files/stacjonarne/PSEM.docx
+++ b/public/assets/files/stacjonarne/PSEM.docx
@@ -3324,6 +3324,7 @@
                 <w:i w:val="0"/>
                 <w:sz w:val="22"/>
               </w:rPr>
+              <w:t>K_W19</w:t>
             </w:r>
           </w:p>
         </w:tc>
@@ -3361,7 +3362,6 @@
                 <w:i w:val="0"/>
                 <w:sz w:val="22"/>
               </w:rPr>
-              <w:t>prezentacja samodzielnej pracy semestralnej; ocena sporządzonego dokumentu</w:t>
             </w:r>
           </w:p>
         </w:tc>
@@ -3382,6 +3382,7 @@
                 <w:i w:val="0"/>
                 <w:sz w:val="22"/>
               </w:rPr>
+              <w:t>K_W20</w:t>
             </w:r>
           </w:p>
         </w:tc>
@@ -3419,7 +3420,6 @@
                 <w:i w:val="0"/>
                 <w:sz w:val="22"/>
               </w:rPr>
-              <w:t>prezentacja samodzielnej pracy semestralnej; ocena sporządzonego dokumentu</w:t>
             </w:r>
           </w:p>
         </w:tc>
@@ -3440,6 +3440,7 @@
                 <w:i w:val="0"/>
                 <w:sz w:val="22"/>
               </w:rPr>
+              <w:t>K_W17</w:t>
             </w:r>
           </w:p>
         </w:tc>
@@ -3477,7 +3478,6 @@
                 <w:i w:val="0"/>
                 <w:sz w:val="22"/>
               </w:rPr>
-              <w:t>prezentacja samodzielnej pracy semestralnej; ocena sporządzonego dokumentu</w:t>
             </w:r>
           </w:p>
         </w:tc>
@@ -3603,6 +3603,7 @@
                 <w:i w:val="0"/>
                 <w:sz w:val="22"/>
               </w:rPr>
+              <w:t>K_U01</w:t>
             </w:r>
           </w:p>
         </w:tc>
@@ -3640,7 +3641,7 @@
                 <w:i w:val="0"/>
                 <w:sz w:val="22"/>
               </w:rPr>
-              <w:t>prezentacja samodzielnej pracy semestralnej; ocena sporządzonego dokumentu</w:t>
+              <w:t>prezentacja samodzielnej pracy semestralnej, ocena sporządzonego dokumentu</w:t>
             </w:r>
           </w:p>
         </w:tc>
@@ -3661,6 +3662,7 @@
                 <w:i w:val="0"/>
                 <w:sz w:val="22"/>
               </w:rPr>
+              <w:t>K_U02</w:t>
             </w:r>
           </w:p>
         </w:tc>
@@ -3698,7 +3700,7 @@
                 <w:i w:val="0"/>
                 <w:sz w:val="22"/>
               </w:rPr>
-              <w:t>prezentacja samodzielnej pracy semestralnej; ocena sporządzonego dokumentu</w:t>
+              <w:t>prezentacja samodzielnej pracy semestralnej, ocena sporządzonego dokumentu</w:t>
             </w:r>
           </w:p>
         </w:tc>
@@ -3719,6 +3721,7 @@
                 <w:i w:val="0"/>
                 <w:sz w:val="22"/>
               </w:rPr>
+              <w:t>K_U03</w:t>
             </w:r>
           </w:p>
         </w:tc>
@@ -3756,7 +3759,7 @@
                 <w:i w:val="0"/>
                 <w:sz w:val="22"/>
               </w:rPr>
-              <w:t>prezentacja samodzielnej pracy semestralnej; ocena sporządzonego dokumentu</w:t>
+              <w:t>prezentacja samodzielnej pracy semestralnej, ocena sporządzonego dokumentu</w:t>
             </w:r>
           </w:p>
         </w:tc>
@@ -3777,6 +3780,7 @@
                 <w:i w:val="0"/>
                 <w:sz w:val="22"/>
               </w:rPr>
+              <w:t>K_U05</w:t>
             </w:r>
           </w:p>
         </w:tc>
@@ -3814,7 +3818,7 @@
                 <w:i w:val="0"/>
                 <w:sz w:val="22"/>
               </w:rPr>
-              <w:t>prezentacja samodzielnej pracy semestralnej; ocena sporządzonego dokumentu</w:t>
+              <w:t>prezentacja samodzielnej pracy semestralnej, ocena sporządzonego dokumentu</w:t>
             </w:r>
           </w:p>
         </w:tc>
@@ -3835,6 +3839,7 @@
                 <w:i w:val="0"/>
                 <w:sz w:val="22"/>
               </w:rPr>
+              <w:t>K_U08</w:t>
             </w:r>
           </w:p>
         </w:tc>
@@ -3872,7 +3877,7 @@
                 <w:i w:val="0"/>
                 <w:sz w:val="22"/>
               </w:rPr>
-              <w:t>prezentacja samodzielnej pracy semestralnej; ocena sporządzonego dokumentu</w:t>
+              <w:t>prezentacja samodzielnej pracy semestralnej, ocena sporządzonego dokumentu</w:t>
             </w:r>
           </w:p>
         </w:tc>
@@ -3893,6 +3898,7 @@
                 <w:i w:val="0"/>
                 <w:sz w:val="22"/>
               </w:rPr>
+              <w:t>K_U25</w:t>
             </w:r>
           </w:p>
         </w:tc>
@@ -3930,7 +3936,7 @@
                 <w:i w:val="0"/>
                 <w:sz w:val="22"/>
               </w:rPr>
-              <w:t>prezentacja samodzielnej pracy semestralnej; ocena sporządzonego dokumentu</w:t>
+              <w:t>prezentacja samodzielnej pracy semestralnej, ocena sporządzonego dokumentu</w:t>
             </w:r>
           </w:p>
         </w:tc>
@@ -3951,6 +3957,7 @@
                 <w:i w:val="0"/>
                 <w:sz w:val="22"/>
               </w:rPr>
+              <w:t>K_U26</w:t>
             </w:r>
           </w:p>
         </w:tc>
@@ -3988,7 +3995,7 @@
                 <w:i w:val="0"/>
                 <w:sz w:val="22"/>
               </w:rPr>
-              <w:t>prezentacja samodzielnej pracy semestralnej; ocena sporządzonego dokumentu</w:t>
+              <w:t>prezentacja samodzielnej pracy semestralnej, ocena sporządzonego dokumentu</w:t>
             </w:r>
           </w:p>
         </w:tc>
@@ -4009,6 +4016,7 @@
                 <w:i w:val="0"/>
                 <w:sz w:val="22"/>
               </w:rPr>
+              <w:t>K_U27</w:t>
             </w:r>
           </w:p>
         </w:tc>
@@ -4046,7 +4054,7 @@
                 <w:i w:val="0"/>
                 <w:sz w:val="22"/>
               </w:rPr>
-              <w:t>prezentacja samodzielnej pracy semestralnej; ocena sporządzonego dokumentu</w:t>
+              <w:t>prezentacja samodzielnej pracy semestralnej, ocena sporządzonego dokumentu</w:t>
             </w:r>
           </w:p>
         </w:tc>
@@ -4172,6 +4180,7 @@
                 <w:i w:val="0"/>
                 <w:sz w:val="22"/>
               </w:rPr>
+              <w:t>K_K04</w:t>
             </w:r>
           </w:p>
         </w:tc>
@@ -4209,7 +4218,7 @@
                 <w:i w:val="0"/>
                 <w:sz w:val="22"/>
               </w:rPr>
-              <w:t>prezentacja samodzielnej pracy semestralnej; ocena sporządzonego dokumentu</w:t>
+              <w:t>prezentacja samodzielnej pracy semestralnej, ocena sporządzonego dokumentu</w:t>
             </w:r>
           </w:p>
         </w:tc>
@@ -4230,6 +4239,7 @@
                 <w:i w:val="0"/>
                 <w:sz w:val="22"/>
               </w:rPr>
+              <w:t>K_K05</w:t>
             </w:r>
           </w:p>
         </w:tc>
@@ -4267,7 +4277,7 @@
                 <w:i w:val="0"/>
                 <w:sz w:val="22"/>
               </w:rPr>
-              <w:t>prezentacja samodzielnej pracy semestralnej; ocena sporządzonego dokumentu</w:t>
+              <w:t>prezentacja samodzielnej pracy semestralnej, ocena sporządzonego dokumentu</w:t>
             </w:r>
           </w:p>
         </w:tc>

--- a/public/assets/files/stacjonarne/PSEM.docx
+++ b/public/assets/files/stacjonarne/PSEM.docx
@@ -1923,14 +1923,13 @@
       </w:tblPr>
       <w:tblGrid>
         <w:gridCol w:w="680"/>
-        <w:gridCol w:w="4536"/>
-        <w:gridCol w:w="4252"/>
+        <w:gridCol w:w="8788"/>
       </w:tblGrid>
       <w:tr>
         <w:tc>
           <w:tcPr>
             <w:tcW w:type="dxa" w:w="9468"/>
-            <w:gridSpan w:val="3"/>
+            <w:gridSpan w:val="2"/>
             <w:shd w:val="clear" w:color="auto" w:fill="D9D9D9"/>
           </w:tcPr>
           <w:p>
@@ -1972,7 +1971,7 @@
         </w:tc>
         <w:tc>
           <w:tcPr>
-            <w:tcW w:type="dxa" w:w="4536"/>
+            <w:tcW w:type="dxa" w:w="8788"/>
             <w:shd w:val="clear" w:color="auto" w:fill="D9D9D9"/>
           </w:tcPr>
           <w:p>
@@ -1986,27 +1985,7 @@
                 <w:i w:val="0"/>
                 <w:sz w:val="16"/>
               </w:rPr>
-              <w:t>Wykład</w:t>
-            </w:r>
-          </w:p>
-        </w:tc>
-        <w:tc>
-          <w:tcPr>
-            <w:tcW w:type="dxa" w:w="4252"/>
-            <w:shd w:val="clear" w:color="auto" w:fill="D9D9D9"/>
-          </w:tcPr>
-          <w:p>
-            <w:pPr>
-              <w:spacing w:before="20" w:after="20"/>
-            </w:pPr>
-            <w:r>
-              <w:rPr>
-                <w:rFonts w:ascii="Aptos" w:hAnsi="Aptos"/>
-                <w:b/>
-                <w:i w:val="0"/>
-                <w:sz w:val="16"/>
-              </w:rPr>
-              <w:t>Ćwiczenia / Laboratorium / Pracownia</w:t>
+              <w:t>Treści programowe</w:t>
             </w:r>
           </w:p>
         </w:tc>
@@ -2033,7 +2012,7 @@
         </w:tc>
         <w:tc>
           <w:tcPr>
-            <w:tcW w:type="dxa" w:w="4536"/>
+            <w:tcW w:type="dxa" w:w="8788"/>
           </w:tcPr>
           <w:p>
             <w:pPr>
@@ -2047,24 +2026,6 @@
                 <w:sz w:val="22"/>
               </w:rPr>
               <w:t>Kształt i zawartość pracy dyplomowej; przykłady prac dyplomowych.</w:t>
-            </w:r>
-          </w:p>
-        </w:tc>
-        <w:tc>
-          <w:tcPr>
-            <w:tcW w:type="dxa" w:w="4252"/>
-          </w:tcPr>
-          <w:p>
-            <w:pPr>
-              <w:spacing w:before="20" w:after="20"/>
-            </w:pPr>
-            <w:r>
-              <w:rPr>
-                <w:rFonts w:ascii="Aptos" w:hAnsi="Aptos"/>
-                <w:b w:val="0"/>
-                <w:i w:val="0"/>
-                <w:sz w:val="22"/>
-              </w:rPr>
             </w:r>
           </w:p>
         </w:tc>
@@ -2091,7 +2052,7 @@
         </w:tc>
         <w:tc>
           <w:tcPr>
-            <w:tcW w:type="dxa" w:w="4536"/>
+            <w:tcW w:type="dxa" w:w="8788"/>
           </w:tcPr>
           <w:p>
             <w:pPr>
@@ -2105,24 +2066,6 @@
                 <w:sz w:val="22"/>
               </w:rPr>
               <w:t>Treść, zakres i przebieg egzaminu dyplomowego; przygotowanie do egzaminu</w:t>
-            </w:r>
-          </w:p>
-        </w:tc>
-        <w:tc>
-          <w:tcPr>
-            <w:tcW w:type="dxa" w:w="4252"/>
-          </w:tcPr>
-          <w:p>
-            <w:pPr>
-              <w:spacing w:before="20" w:after="20"/>
-            </w:pPr>
-            <w:r>
-              <w:rPr>
-                <w:rFonts w:ascii="Aptos" w:hAnsi="Aptos"/>
-                <w:b w:val="0"/>
-                <w:i w:val="0"/>
-                <w:sz w:val="22"/>
-              </w:rPr>
             </w:r>
           </w:p>
         </w:tc>
@@ -2149,7 +2092,7 @@
         </w:tc>
         <w:tc>
           <w:tcPr>
-            <w:tcW w:type="dxa" w:w="4536"/>
+            <w:tcW w:type="dxa" w:w="8788"/>
           </w:tcPr>
           <w:p>
             <w:pPr>
@@ -2163,24 +2106,6 @@
                 <w:sz w:val="22"/>
               </w:rPr>
               <w:t>Przygotowanie I. prezentacji na temat</w:t>
-            </w:r>
-          </w:p>
-        </w:tc>
-        <w:tc>
-          <w:tcPr>
-            <w:tcW w:type="dxa" w:w="4252"/>
-          </w:tcPr>
-          <w:p>
-            <w:pPr>
-              <w:spacing w:before="20" w:after="20"/>
-            </w:pPr>
-            <w:r>
-              <w:rPr>
-                <w:rFonts w:ascii="Aptos" w:hAnsi="Aptos"/>
-                <w:b w:val="0"/>
-                <w:i w:val="0"/>
-                <w:sz w:val="22"/>
-              </w:rPr>
             </w:r>
           </w:p>
         </w:tc>
@@ -2207,7 +2132,7 @@
         </w:tc>
         <w:tc>
           <w:tcPr>
-            <w:tcW w:type="dxa" w:w="4536"/>
+            <w:tcW w:type="dxa" w:w="8788"/>
           </w:tcPr>
           <w:p>
             <w:pPr>
@@ -2221,24 +2146,6 @@
                 <w:sz w:val="22"/>
               </w:rPr>
               <w:t>-problemu i kontekstu pracy dyplomowej,</w:t>
-            </w:r>
-          </w:p>
-        </w:tc>
-        <w:tc>
-          <w:tcPr>
-            <w:tcW w:type="dxa" w:w="4252"/>
-          </w:tcPr>
-          <w:p>
-            <w:pPr>
-              <w:spacing w:before="20" w:after="20"/>
-            </w:pPr>
-            <w:r>
-              <w:rPr>
-                <w:rFonts w:ascii="Aptos" w:hAnsi="Aptos"/>
-                <w:b w:val="0"/>
-                <w:i w:val="0"/>
-                <w:sz w:val="22"/>
-              </w:rPr>
             </w:r>
           </w:p>
         </w:tc>
@@ -2265,7 +2172,7 @@
         </w:tc>
         <w:tc>
           <w:tcPr>
-            <w:tcW w:type="dxa" w:w="4536"/>
+            <w:tcW w:type="dxa" w:w="8788"/>
           </w:tcPr>
           <w:p>
             <w:pPr>
@@ -2279,24 +2186,6 @@
                 <w:sz w:val="22"/>
               </w:rPr>
               <w:t>-wizji, rozwiązania postawionego problemu,</w:t>
-            </w:r>
-          </w:p>
-        </w:tc>
-        <w:tc>
-          <w:tcPr>
-            <w:tcW w:type="dxa" w:w="4252"/>
-          </w:tcPr>
-          <w:p>
-            <w:pPr>
-              <w:spacing w:before="20" w:after="20"/>
-            </w:pPr>
-            <w:r>
-              <w:rPr>
-                <w:rFonts w:ascii="Aptos" w:hAnsi="Aptos"/>
-                <w:b w:val="0"/>
-                <w:i w:val="0"/>
-                <w:sz w:val="22"/>
-              </w:rPr>
             </w:r>
           </w:p>
         </w:tc>
@@ -2323,7 +2212,7 @@
         </w:tc>
         <w:tc>
           <w:tcPr>
-            <w:tcW w:type="dxa" w:w="4536"/>
+            <w:tcW w:type="dxa" w:w="8788"/>
           </w:tcPr>
           <w:p>
             <w:pPr>
@@ -2337,24 +2226,6 @@
                 <w:sz w:val="22"/>
               </w:rPr>
               <w:t>-planu realizacji pracy (zadania, produkty, środowisko wytwórcze, zgrubny harmonogram, udziałowcy, zasady zarządzania, zasady zapewnienia jakości, inne decyzje projektowe),</w:t>
-            </w:r>
-          </w:p>
-        </w:tc>
-        <w:tc>
-          <w:tcPr>
-            <w:tcW w:type="dxa" w:w="4252"/>
-          </w:tcPr>
-          <w:p>
-            <w:pPr>
-              <w:spacing w:before="20" w:after="20"/>
-            </w:pPr>
-            <w:r>
-              <w:rPr>
-                <w:rFonts w:ascii="Aptos" w:hAnsi="Aptos"/>
-                <w:b w:val="0"/>
-                <w:i w:val="0"/>
-                <w:sz w:val="22"/>
-              </w:rPr>
             </w:r>
           </w:p>
         </w:tc>
@@ -2381,7 +2252,7 @@
         </w:tc>
         <w:tc>
           <w:tcPr>
-            <w:tcW w:type="dxa" w:w="4536"/>
+            <w:tcW w:type="dxa" w:w="8788"/>
           </w:tcPr>
           <w:p>
             <w:pPr>
@@ -2395,24 +2266,6 @@
                 <w:sz w:val="22"/>
               </w:rPr>
               <w:t>- stanu aktualnego pracy,</w:t>
-            </w:r>
-          </w:p>
-        </w:tc>
-        <w:tc>
-          <w:tcPr>
-            <w:tcW w:type="dxa" w:w="4252"/>
-          </w:tcPr>
-          <w:p>
-            <w:pPr>
-              <w:spacing w:before="20" w:after="20"/>
-            </w:pPr>
-            <w:r>
-              <w:rPr>
-                <w:rFonts w:ascii="Aptos" w:hAnsi="Aptos"/>
-                <w:b w:val="0"/>
-                <w:i w:val="0"/>
-                <w:sz w:val="22"/>
-              </w:rPr>
             </w:r>
           </w:p>
         </w:tc>
@@ -2439,7 +2292,7 @@
         </w:tc>
         <w:tc>
           <w:tcPr>
-            <w:tcW w:type="dxa" w:w="4536"/>
+            <w:tcW w:type="dxa" w:w="8788"/>
           </w:tcPr>
           <w:p>
             <w:pPr>
@@ -2453,24 +2306,6 @@
                 <w:sz w:val="22"/>
               </w:rPr>
               <w:t>-zagrożeń i sposobów przeciwdziałania im</w:t>
-            </w:r>
-          </w:p>
-        </w:tc>
-        <w:tc>
-          <w:tcPr>
-            <w:tcW w:type="dxa" w:w="4252"/>
-          </w:tcPr>
-          <w:p>
-            <w:pPr>
-              <w:spacing w:before="20" w:after="20"/>
-            </w:pPr>
-            <w:r>
-              <w:rPr>
-                <w:rFonts w:ascii="Aptos" w:hAnsi="Aptos"/>
-                <w:b w:val="0"/>
-                <w:i w:val="0"/>
-                <w:sz w:val="22"/>
-              </w:rPr>
             </w:r>
           </w:p>
         </w:tc>
@@ -2497,7 +2332,7 @@
         </w:tc>
         <w:tc>
           <w:tcPr>
-            <w:tcW w:type="dxa" w:w="4536"/>
+            <w:tcW w:type="dxa" w:w="8788"/>
           </w:tcPr>
           <w:p>
             <w:pPr>
@@ -2511,24 +2346,6 @@
                 <w:sz w:val="22"/>
               </w:rPr>
               <w:t>Udział w seminaryjnej prezentacji i dyskusji rozwiązań projektowych. Prezentacja i dyskusja własnego zamierzenia oraz ról udziałowców; odniesienie do skutków społecznych oraz ewentualnej komercjalizacji projektu.</w:t>
-            </w:r>
-          </w:p>
-        </w:tc>
-        <w:tc>
-          <w:tcPr>
-            <w:tcW w:type="dxa" w:w="4252"/>
-          </w:tcPr>
-          <w:p>
-            <w:pPr>
-              <w:spacing w:before="20" w:after="20"/>
-            </w:pPr>
-            <w:r>
-              <w:rPr>
-                <w:rFonts w:ascii="Aptos" w:hAnsi="Aptos"/>
-                <w:b w:val="0"/>
-                <w:i w:val="0"/>
-                <w:sz w:val="22"/>
-              </w:rPr>
             </w:r>
           </w:p>
         </w:tc>
@@ -2555,7 +2372,7 @@
         </w:tc>
         <w:tc>
           <w:tcPr>
-            <w:tcW w:type="dxa" w:w="4536"/>
+            <w:tcW w:type="dxa" w:w="8788"/>
           </w:tcPr>
           <w:p>
             <w:pPr>
@@ -2569,24 +2386,6 @@
                 <w:sz w:val="22"/>
               </w:rPr>
               <w:t>Przegląd aktualnej dokumentacji pracy.</w:t>
-            </w:r>
-          </w:p>
-        </w:tc>
-        <w:tc>
-          <w:tcPr>
-            <w:tcW w:type="dxa" w:w="4252"/>
-          </w:tcPr>
-          <w:p>
-            <w:pPr>
-              <w:spacing w:before="20" w:after="20"/>
-            </w:pPr>
-            <w:r>
-              <w:rPr>
-                <w:rFonts w:ascii="Aptos" w:hAnsi="Aptos"/>
-                <w:b w:val="0"/>
-                <w:i w:val="0"/>
-                <w:sz w:val="22"/>
-              </w:rPr>
             </w:r>
           </w:p>
         </w:tc>
@@ -2613,7 +2412,7 @@
         </w:tc>
         <w:tc>
           <w:tcPr>
-            <w:tcW w:type="dxa" w:w="4536"/>
+            <w:tcW w:type="dxa" w:w="8788"/>
           </w:tcPr>
           <w:p>
             <w:pPr>
@@ -2627,24 +2426,6 @@
                 <w:sz w:val="22"/>
               </w:rPr>
               <w:t>Przygotowanie rozwiniętego konspektu pracy.</w:t>
-            </w:r>
-          </w:p>
-        </w:tc>
-        <w:tc>
-          <w:tcPr>
-            <w:tcW w:type="dxa" w:w="4252"/>
-          </w:tcPr>
-          <w:p>
-            <w:pPr>
-              <w:spacing w:before="20" w:after="20"/>
-            </w:pPr>
-            <w:r>
-              <w:rPr>
-                <w:rFonts w:ascii="Aptos" w:hAnsi="Aptos"/>
-                <w:b w:val="0"/>
-                <w:i w:val="0"/>
-                <w:sz w:val="22"/>
-              </w:rPr>
             </w:r>
           </w:p>
         </w:tc>
@@ -2671,7 +2452,7 @@
         </w:tc>
         <w:tc>
           <w:tcPr>
-            <w:tcW w:type="dxa" w:w="4536"/>
+            <w:tcW w:type="dxa" w:w="8788"/>
           </w:tcPr>
           <w:p>
             <w:pPr>
@@ -2685,24 +2466,6 @@
                 <w:sz w:val="22"/>
               </w:rPr>
               <w:t>Prezentacja i dyskusja konspektu pracy; udział w dyskusji innych konspektów.</w:t>
-            </w:r>
-          </w:p>
-        </w:tc>
-        <w:tc>
-          <w:tcPr>
-            <w:tcW w:type="dxa" w:w="4252"/>
-          </w:tcPr>
-          <w:p>
-            <w:pPr>
-              <w:spacing w:before="20" w:after="20"/>
-            </w:pPr>
-            <w:r>
-              <w:rPr>
-                <w:rFonts w:ascii="Aptos" w:hAnsi="Aptos"/>
-                <w:b w:val="0"/>
-                <w:i w:val="0"/>
-                <w:sz w:val="22"/>
-              </w:rPr>
             </w:r>
           </w:p>
         </w:tc>
@@ -2729,7 +2492,7 @@
         </w:tc>
         <w:tc>
           <w:tcPr>
-            <w:tcW w:type="dxa" w:w="4536"/>
+            <w:tcW w:type="dxa" w:w="8788"/>
           </w:tcPr>
           <w:p>
             <w:pPr>
@@ -2743,24 +2506,6 @@
                 <w:sz w:val="22"/>
               </w:rPr>
               <w:t>Korekta konspektu.</w:t>
-            </w:r>
-          </w:p>
-        </w:tc>
-        <w:tc>
-          <w:tcPr>
-            <w:tcW w:type="dxa" w:w="4252"/>
-          </w:tcPr>
-          <w:p>
-            <w:pPr>
-              <w:spacing w:before="20" w:after="20"/>
-            </w:pPr>
-            <w:r>
-              <w:rPr>
-                <w:rFonts w:ascii="Aptos" w:hAnsi="Aptos"/>
-                <w:b w:val="0"/>
-                <w:i w:val="0"/>
-                <w:sz w:val="22"/>
-              </w:rPr>
             </w:r>
           </w:p>
         </w:tc>
@@ -2787,7 +2532,7 @@
         </w:tc>
         <w:tc>
           <w:tcPr>
-            <w:tcW w:type="dxa" w:w="4536"/>
+            <w:tcW w:type="dxa" w:w="8788"/>
           </w:tcPr>
           <w:p>
             <w:pPr>
@@ -2801,24 +2546,6 @@
                 <w:sz w:val="22"/>
               </w:rPr>
               <w:t>Prezentacja i dyskusja produktów wykonanych w ramach projektów zespołowych</w:t>
-            </w:r>
-          </w:p>
-        </w:tc>
-        <w:tc>
-          <w:tcPr>
-            <w:tcW w:type="dxa" w:w="4252"/>
-          </w:tcPr>
-          <w:p>
-            <w:pPr>
-              <w:spacing w:before="20" w:after="20"/>
-            </w:pPr>
-            <w:r>
-              <w:rPr>
-                <w:rFonts w:ascii="Aptos" w:hAnsi="Aptos"/>
-                <w:b w:val="0"/>
-                <w:i w:val="0"/>
-                <w:sz w:val="22"/>
-              </w:rPr>
             </w:r>
           </w:p>
         </w:tc>
@@ -2845,7 +2572,7 @@
         </w:tc>
         <w:tc>
           <w:tcPr>
-            <w:tcW w:type="dxa" w:w="4536"/>
+            <w:tcW w:type="dxa" w:w="8788"/>
           </w:tcPr>
           <w:p>
             <w:pPr>
@@ -2859,24 +2586,6 @@
                 <w:sz w:val="22"/>
               </w:rPr>
               <w:t>Przygotowanie finalnej prezentacji – odpowiadającej prezentacji na obronie lub uwzględniającej kroki wymagane dla dokończenia zadania</w:t>
-            </w:r>
-          </w:p>
-        </w:tc>
-        <w:tc>
-          <w:tcPr>
-            <w:tcW w:type="dxa" w:w="4252"/>
-          </w:tcPr>
-          <w:p>
-            <w:pPr>
-              <w:spacing w:before="20" w:after="20"/>
-            </w:pPr>
-            <w:r>
-              <w:rPr>
-                <w:rFonts w:ascii="Aptos" w:hAnsi="Aptos"/>
-                <w:b w:val="0"/>
-                <w:i w:val="0"/>
-                <w:sz w:val="22"/>
-              </w:rPr>
             </w:r>
           </w:p>
         </w:tc>
@@ -2903,7 +2612,7 @@
         </w:tc>
         <w:tc>
           <w:tcPr>
-            <w:tcW w:type="dxa" w:w="4536"/>
+            <w:tcW w:type="dxa" w:w="8788"/>
           </w:tcPr>
           <w:p>
             <w:pPr>
@@ -2917,24 +2626,6 @@
                 <w:sz w:val="22"/>
               </w:rPr>
               <w:t>Udział w seminaryjnej prezentacji i dyskusji prac. Prezentacja i dyskusja rozwiązań projektowych i konstrukcji własnej pracy oraz pełnionej roli i wkładu poszczególnych realizatorów; napotkane problemy.</w:t>
-            </w:r>
-          </w:p>
-        </w:tc>
-        <w:tc>
-          <w:tcPr>
-            <w:tcW w:type="dxa" w:w="4252"/>
-          </w:tcPr>
-          <w:p>
-            <w:pPr>
-              <w:spacing w:before="20" w:after="20"/>
-            </w:pPr>
-            <w:r>
-              <w:rPr>
-                <w:rFonts w:ascii="Aptos" w:hAnsi="Aptos"/>
-                <w:b w:val="0"/>
-                <w:i w:val="0"/>
-                <w:sz w:val="22"/>
-              </w:rPr>
             </w:r>
           </w:p>
         </w:tc>
@@ -2961,7 +2652,7 @@
         </w:tc>
         <w:tc>
           <w:tcPr>
-            <w:tcW w:type="dxa" w:w="4536"/>
+            <w:tcW w:type="dxa" w:w="8788"/>
           </w:tcPr>
           <w:p>
             <w:pPr>
@@ -2975,24 +2666,6 @@
                 <w:sz w:val="22"/>
               </w:rPr>
               <w:t>Przedstawienie i dyskusja finalnej dokumentacji pracy dyplomowej oraz wkładu członków zespołu; planowanie sposobu interakcyjnej prezentacji systemu (oprogramowania) na obronie</w:t>
-            </w:r>
-          </w:p>
-        </w:tc>
-        <w:tc>
-          <w:tcPr>
-            <w:tcW w:type="dxa" w:w="4252"/>
-          </w:tcPr>
-          <w:p>
-            <w:pPr>
-              <w:spacing w:before="20" w:after="20"/>
-            </w:pPr>
-            <w:r>
-              <w:rPr>
-                <w:rFonts w:ascii="Aptos" w:hAnsi="Aptos"/>
-                <w:b w:val="0"/>
-                <w:i w:val="0"/>
-                <w:sz w:val="22"/>
-              </w:rPr>
             </w:r>
           </w:p>
         </w:tc>
